--- a/QED Course/Lesson 59 Decay Rates.docx
+++ b/QED Course/Lesson 59 Decay Rates.docx
@@ -58,7 +58,7 @@
     </w:p>
     <w:p>
       <w:pPr>
-        <w:pStyle w:val="Heading1"/>
+        <w:pStyle w:val="Heading2"/>
       </w:pPr>
       <w:r>
         <w:t>How to use this lesson</w:t>
@@ -71,7 +71,7 @@
     </w:p>
     <w:p>
       <w:pPr>
-        <w:pStyle w:val="Heading2"/>
+        <w:pStyle w:val="Heading3"/>
       </w:pPr>
       <w:r>
         <w:t>Learning objectives</w:t>
@@ -127,7 +127,7 @@
     </w:p>
     <w:p>
       <w:pPr>
-        <w:pStyle w:val="Heading2"/>
+        <w:pStyle w:val="Heading3"/>
       </w:pPr>
       <w:r>
         <w:t>Notation and conventions</w:t>
@@ -343,7 +343,7 @@
     </w:tbl>
     <w:p>
       <w:pPr>
-        <w:pStyle w:val="Heading1"/>
+        <w:pStyle w:val="Heading2"/>
       </w:pPr>
       <w:r>
         <w:t>1 Specializing to the rest frame</w:t>
@@ -351,7 +351,7 @@
     </w:p>
     <w:p>
       <w:pPr>
-        <w:pStyle w:val="Heading2"/>
+        <w:pStyle w:val="Heading3"/>
       </w:pPr>
       <w:r>
         <w:t>1.1 The starting formula</w:t>
@@ -632,7 +632,7 @@
     </w:p>
     <w:p>
       <w:pPr>
-        <w:pStyle w:val="Heading2"/>
+        <w:pStyle w:val="Heading3"/>
       </w:pPr>
       <w:r>
         <w:t>1.2 Why the rest frame</w:t>
@@ -644,10 +644,11 @@
       </w:r>
     </w:p>
     <w:p>
-      <w:pPr>
-        <w:pStyle w:val="Heading3"/>
-      </w:pPr>
       <w:r>
+        <w:rPr>
+          <w:b/>
+          <w:i/>
+        </w:rPr>
         <w:t>Worked example 1</w:t>
       </w:r>
     </w:p>
@@ -658,7 +659,7 @@
     </w:p>
     <w:p>
       <w:pPr>
-        <w:pStyle w:val="Heading1"/>
+        <w:pStyle w:val="Heading2"/>
       </w:pPr>
       <w:r>
         <w:t>2 Reusing Lesson 58's reduction</w:t>
@@ -666,7 +667,7 @@
     </w:p>
     <w:p>
       <w:pPr>
-        <w:pStyle w:val="Heading2"/>
+        <w:pStyle w:val="Heading3"/>
       </w:pPr>
       <w:r>
         <w:t>2.1 Removing one integral</w:t>
@@ -870,7 +871,7 @@
     </w:p>
     <w:p>
       <w:pPr>
-        <w:pStyle w:val="Heading2"/>
+        <w:pStyle w:val="Heading3"/>
       </w:pPr>
       <w:r>
         <w:t>2.2 The radial integral</w:t>
@@ -989,10 +990,11 @@
       </m:oMathPara>
     </w:p>
     <w:p>
-      <w:pPr>
-        <w:pStyle w:val="Heading3"/>
-      </w:pPr>
       <w:r>
+        <w:rPr>
+          <w:b/>
+          <w:i/>
+        </w:rPr>
         <w:t>Worked example 2</w:t>
       </w:r>
     </w:p>
@@ -1003,7 +1005,7 @@
     </w:p>
     <w:p>
       <w:pPr>
-        <w:pStyle w:val="Heading1"/>
+        <w:pStyle w:val="Heading2"/>
       </w:pPr>
       <w:r>
         <w:t>3 The two-body decay rate</w:t>
@@ -1011,7 +1013,7 @@
     </w:p>
     <w:p>
       <w:pPr>
-        <w:pStyle w:val="Heading2"/>
+        <w:pStyle w:val="Heading3"/>
       </w:pPr>
       <w:r>
         <w:t>3.1 Assembling dΓ/dΩ</w:t>
@@ -1128,7 +1130,7 @@
     </w:p>
     <w:p>
       <w:pPr>
-        <w:pStyle w:val="Heading2"/>
+        <w:pStyle w:val="Heading3"/>
       </w:pPr>
       <w:r>
         <w:t>3.2 The total rate</w:t>
@@ -1369,10 +1371,11 @@
       </m:oMathPara>
     </w:p>
     <w:p>
-      <w:pPr>
-        <w:pStyle w:val="Heading3"/>
-      </w:pPr>
       <w:r>
+        <w:rPr>
+          <w:b/>
+          <w:i/>
+        </w:rPr>
         <w:t>Worked example 3</w:t>
       </w:r>
     </w:p>
@@ -1383,7 +1386,7 @@
     </w:p>
     <w:p>
       <w:pPr>
-        <w:pStyle w:val="Heading1"/>
+        <w:pStyle w:val="Heading2"/>
       </w:pPr>
       <w:r>
         <w:t>4 A closed form for p_f</w:t>
@@ -1391,7 +1394,7 @@
     </w:p>
     <w:p>
       <w:pPr>
-        <w:pStyle w:val="Heading2"/>
+        <w:pStyle w:val="Heading3"/>
       </w:pPr>
       <w:r>
         <w:t>4.1 Solving the energy equation</w:t>
@@ -1700,7 +1703,7 @@
     </w:p>
     <w:p>
       <w:pPr>
-        <w:pStyle w:val="Heading2"/>
+        <w:pStyle w:val="Heading3"/>
       </w:pPr>
       <w:r>
         <w:t>4.2 A check</w:t>
@@ -1712,10 +1715,11 @@
       </w:r>
     </w:p>
     <w:p>
-      <w:pPr>
-        <w:pStyle w:val="Heading3"/>
-      </w:pPr>
       <w:r>
+        <w:rPr>
+          <w:b/>
+          <w:i/>
+        </w:rPr>
         <w:t>Worked example 4</w:t>
       </w:r>
     </w:p>
@@ -1726,7 +1730,7 @@
     </w:p>
     <w:p>
       <w:pPr>
-        <w:pStyle w:val="Heading1"/>
+        <w:pStyle w:val="Heading2"/>
       </w:pPr>
       <w:r>
         <w:t>5 Identical final-state particles</w:t>
@@ -1827,10 +1831,11 @@
       </w:r>
     </w:p>
     <w:p>
-      <w:pPr>
-        <w:pStyle w:val="Heading3"/>
-      </w:pPr>
       <w:r>
+        <w:rPr>
+          <w:b/>
+          <w:i/>
+        </w:rPr>
         <w:t>Worked example 5</w:t>
       </w:r>
     </w:p>
@@ -1841,7 +1846,7 @@
     </w:p>
     <w:p>
       <w:pPr>
-        <w:pStyle w:val="Heading1"/>
+        <w:pStyle w:val="Heading2"/>
       </w:pPr>
       <w:r>
         <w:t>6 Connections to QED</w:t>
@@ -2098,7 +2103,7 @@
     </w:p>
     <w:p>
       <w:pPr>
-        <w:pStyle w:val="Heading1"/>
+        <w:pStyle w:val="Heading2"/>
       </w:pPr>
       <w:r>
         <w:t>7 Summary</w:t>
@@ -2154,7 +2159,7 @@
     </w:p>
     <w:p>
       <w:pPr>
-        <w:pStyle w:val="Heading1"/>
+        <w:pStyle w:val="Heading2"/>
       </w:pPr>
       <w:r>
         <w:t>Exercises</w:t>
@@ -2170,17 +2175,13 @@
         <w:tblLook w:firstColumn="1" w:firstRow="1" w:lastColumn="0" w:lastRow="0" w:noHBand="0" w:noVBand="1" w:val="04A0"/>
       </w:tblPr>
       <w:tblGrid>
-        <w:gridCol w:w="1632"/>
-        <w:gridCol w:w="1632"/>
-        <w:gridCol w:w="1632"/>
-        <w:gridCol w:w="1632"/>
-        <w:gridCol w:w="1632"/>
-        <w:gridCol w:w="1632"/>
+        <w:gridCol w:w="720"/>
+        <w:gridCol w:w="9072"/>
       </w:tblGrid>
       <w:tr>
         <w:tc>
           <w:tcPr>
-            <w:tcW w:type="dxa" w:w="1632"/>
+            <w:tcW w:type="dxa" w:w="720"/>
             <w:shd w:fill="1F4E78"/>
             <w:vAlign w:val="center"/>
             <w:tcMar>
@@ -2202,7 +2203,7 @@
         </w:tc>
         <w:tc>
           <w:tcPr>
-            <w:tcW w:type="dxa" w:w="1632"/>
+            <w:tcW w:type="dxa" w:w="9072"/>
             <w:shd w:fill="1F4E78"/>
             <w:vAlign w:val="center"/>
             <w:tcMar>
@@ -2222,95 +2223,11 @@
             </w:r>
           </w:p>
         </w:tc>
-        <w:tc>
-          <w:tcPr>
-            <w:tcW w:type="dxa" w:w="1632"/>
-            <w:shd w:fill="1F4E78"/>
-            <w:vAlign w:val="center"/>
-            <w:tcMar>
-              <w:top w:w="100" w:type="dxa"/>
-              <w:start w:w="100" w:type="dxa"/>
-              <w:bottom w:w="100" w:type="dxa"/>
-              <w:end w:w="100" w:type="dxa"/>
-            </w:tcMar>
-          </w:tcPr>
-          <w:p>
-            <w:r>
-              <w:rPr>
-                <w:b/>
-                <w:color w:val="FFFFFF"/>
-              </w:rPr>
-            </w:r>
-          </w:p>
-        </w:tc>
-        <w:tc>
-          <w:tcPr>
-            <w:tcW w:type="dxa" w:w="1632"/>
-            <w:shd w:fill="1F4E78"/>
-            <w:vAlign w:val="center"/>
-            <w:tcMar>
-              <w:top w:w="100" w:type="dxa"/>
-              <w:start w:w="100" w:type="dxa"/>
-              <w:bottom w:w="100" w:type="dxa"/>
-              <w:end w:w="100" w:type="dxa"/>
-            </w:tcMar>
-          </w:tcPr>
-          <w:p>
-            <w:r>
-              <w:rPr>
-                <w:b/>
-                <w:color w:val="FFFFFF"/>
-              </w:rPr>
-            </w:r>
-          </w:p>
-        </w:tc>
-        <w:tc>
-          <w:tcPr>
-            <w:tcW w:type="dxa" w:w="1632"/>
-            <w:shd w:fill="1F4E78"/>
-            <w:vAlign w:val="center"/>
-            <w:tcMar>
-              <w:top w:w="100" w:type="dxa"/>
-              <w:start w:w="100" w:type="dxa"/>
-              <w:bottom w:w="100" w:type="dxa"/>
-              <w:end w:w="100" w:type="dxa"/>
-            </w:tcMar>
-          </w:tcPr>
-          <w:p>
-            <w:r>
-              <w:rPr>
-                <w:b/>
-                <w:color w:val="FFFFFF"/>
-              </w:rPr>
-            </w:r>
-          </w:p>
-        </w:tc>
-        <w:tc>
-          <w:tcPr>
-            <w:tcW w:type="dxa" w:w="1632"/>
-            <w:shd w:fill="1F4E78"/>
-            <w:vAlign w:val="center"/>
-            <w:tcMar>
-              <w:top w:w="100" w:type="dxa"/>
-              <w:start w:w="100" w:type="dxa"/>
-              <w:bottom w:w="100" w:type="dxa"/>
-              <w:end w:w="100" w:type="dxa"/>
-            </w:tcMar>
-          </w:tcPr>
-          <w:p>
-            <w:r>
-              <w:rPr>
-                <w:b/>
-                <w:color w:val="FFFFFF"/>
-              </w:rPr>
-            </w:r>
-          </w:p>
-        </w:tc>
       </w:tr>
       <w:tr>
         <w:tc>
           <w:tcPr>
-            <w:tcW w:type="dxa" w:w="1632"/>
+            <w:tcW w:type="dxa" w:w="720"/>
             <w:vAlign w:val="center"/>
             <w:tcMar>
               <w:top w:w="100" w:type="dxa"/>
@@ -2327,7 +2244,7 @@
         </w:tc>
         <w:tc>
           <w:tcPr>
-            <w:tcW w:type="dxa" w:w="1632"/>
+            <w:tcW w:type="dxa" w:w="9072"/>
             <w:vAlign w:val="center"/>
             <w:tcMar>
               <w:top w:w="100" w:type="dxa"/>
@@ -2342,63 +2259,11 @@
             </w:r>
           </w:p>
         </w:tc>
-        <w:tc>
-          <w:tcPr>
-            <w:tcW w:type="dxa" w:w="1632"/>
-            <w:vAlign w:val="center"/>
-            <w:tcMar>
-              <w:top w:w="100" w:type="dxa"/>
-              <w:start w:w="100" w:type="dxa"/>
-              <w:bottom w:w="100" w:type="dxa"/>
-              <w:end w:w="100" w:type="dxa"/>
-            </w:tcMar>
-          </w:tcPr>
-          <w:p/>
-        </w:tc>
-        <w:tc>
-          <w:tcPr>
-            <w:tcW w:type="dxa" w:w="1632"/>
-            <w:vAlign w:val="center"/>
-            <w:tcMar>
-              <w:top w:w="100" w:type="dxa"/>
-              <w:start w:w="100" w:type="dxa"/>
-              <w:bottom w:w="100" w:type="dxa"/>
-              <w:end w:w="100" w:type="dxa"/>
-            </w:tcMar>
-          </w:tcPr>
-          <w:p/>
-        </w:tc>
-        <w:tc>
-          <w:tcPr>
-            <w:tcW w:type="dxa" w:w="1632"/>
-            <w:vAlign w:val="center"/>
-            <w:tcMar>
-              <w:top w:w="100" w:type="dxa"/>
-              <w:start w:w="100" w:type="dxa"/>
-              <w:bottom w:w="100" w:type="dxa"/>
-              <w:end w:w="100" w:type="dxa"/>
-            </w:tcMar>
-          </w:tcPr>
-          <w:p/>
-        </w:tc>
-        <w:tc>
-          <w:tcPr>
-            <w:tcW w:type="dxa" w:w="1632"/>
-            <w:vAlign w:val="center"/>
-            <w:tcMar>
-              <w:top w:w="100" w:type="dxa"/>
-              <w:start w:w="100" w:type="dxa"/>
-              <w:bottom w:w="100" w:type="dxa"/>
-              <w:end w:w="100" w:type="dxa"/>
-            </w:tcMar>
-          </w:tcPr>
-          <w:p/>
-        </w:tc>
       </w:tr>
       <w:tr>
         <w:tc>
           <w:tcPr>
-            <w:tcW w:type="dxa" w:w="1632"/>
+            <w:tcW w:type="dxa" w:w="720"/>
             <w:vAlign w:val="center"/>
             <w:shd w:fill="EAF2F8"/>
             <w:tcMar>
@@ -2416,7 +2281,7 @@
         </w:tc>
         <w:tc>
           <w:tcPr>
-            <w:tcW w:type="dxa" w:w="1632"/>
+            <w:tcW w:type="dxa" w:w="9072"/>
             <w:vAlign w:val="center"/>
             <w:shd w:fill="EAF2F8"/>
             <w:tcMar>
@@ -2432,67 +2297,11 @@
             </w:r>
           </w:p>
         </w:tc>
-        <w:tc>
-          <w:tcPr>
-            <w:tcW w:type="dxa" w:w="1632"/>
-            <w:vAlign w:val="center"/>
-            <w:shd w:fill="EAF2F8"/>
-            <w:tcMar>
-              <w:top w:w="100" w:type="dxa"/>
-              <w:start w:w="100" w:type="dxa"/>
-              <w:bottom w:w="100" w:type="dxa"/>
-              <w:end w:w="100" w:type="dxa"/>
-            </w:tcMar>
-          </w:tcPr>
-          <w:p/>
-        </w:tc>
-        <w:tc>
-          <w:tcPr>
-            <w:tcW w:type="dxa" w:w="1632"/>
-            <w:vAlign w:val="center"/>
-            <w:shd w:fill="EAF2F8"/>
-            <w:tcMar>
-              <w:top w:w="100" w:type="dxa"/>
-              <w:start w:w="100" w:type="dxa"/>
-              <w:bottom w:w="100" w:type="dxa"/>
-              <w:end w:w="100" w:type="dxa"/>
-            </w:tcMar>
-          </w:tcPr>
-          <w:p/>
-        </w:tc>
-        <w:tc>
-          <w:tcPr>
-            <w:tcW w:type="dxa" w:w="1632"/>
-            <w:vAlign w:val="center"/>
-            <w:shd w:fill="EAF2F8"/>
-            <w:tcMar>
-              <w:top w:w="100" w:type="dxa"/>
-              <w:start w:w="100" w:type="dxa"/>
-              <w:bottom w:w="100" w:type="dxa"/>
-              <w:end w:w="100" w:type="dxa"/>
-            </w:tcMar>
-          </w:tcPr>
-          <w:p/>
-        </w:tc>
-        <w:tc>
-          <w:tcPr>
-            <w:tcW w:type="dxa" w:w="1632"/>
-            <w:vAlign w:val="center"/>
-            <w:shd w:fill="EAF2F8"/>
-            <w:tcMar>
-              <w:top w:w="100" w:type="dxa"/>
-              <w:start w:w="100" w:type="dxa"/>
-              <w:bottom w:w="100" w:type="dxa"/>
-              <w:end w:w="100" w:type="dxa"/>
-            </w:tcMar>
-          </w:tcPr>
-          <w:p/>
-        </w:tc>
       </w:tr>
       <w:tr>
         <w:tc>
           <w:tcPr>
-            <w:tcW w:type="dxa" w:w="1632"/>
+            <w:tcW w:type="dxa" w:w="720"/>
             <w:vAlign w:val="center"/>
             <w:tcMar>
               <w:top w:w="100" w:type="dxa"/>
@@ -2509,7 +2318,7 @@
         </w:tc>
         <w:tc>
           <w:tcPr>
-            <w:tcW w:type="dxa" w:w="1632"/>
+            <w:tcW w:type="dxa" w:w="9072"/>
             <w:vAlign w:val="center"/>
             <w:tcMar>
               <w:top w:w="100" w:type="dxa"/>
@@ -2524,63 +2333,11 @@
             </w:r>
           </w:p>
         </w:tc>
-        <w:tc>
-          <w:tcPr>
-            <w:tcW w:type="dxa" w:w="1632"/>
-            <w:vAlign w:val="center"/>
-            <w:tcMar>
-              <w:top w:w="100" w:type="dxa"/>
-              <w:start w:w="100" w:type="dxa"/>
-              <w:bottom w:w="100" w:type="dxa"/>
-              <w:end w:w="100" w:type="dxa"/>
-            </w:tcMar>
-          </w:tcPr>
-          <w:p/>
-        </w:tc>
-        <w:tc>
-          <w:tcPr>
-            <w:tcW w:type="dxa" w:w="1632"/>
-            <w:vAlign w:val="center"/>
-            <w:tcMar>
-              <w:top w:w="100" w:type="dxa"/>
-              <w:start w:w="100" w:type="dxa"/>
-              <w:bottom w:w="100" w:type="dxa"/>
-              <w:end w:w="100" w:type="dxa"/>
-            </w:tcMar>
-          </w:tcPr>
-          <w:p/>
-        </w:tc>
-        <w:tc>
-          <w:tcPr>
-            <w:tcW w:type="dxa" w:w="1632"/>
-            <w:vAlign w:val="center"/>
-            <w:tcMar>
-              <w:top w:w="100" w:type="dxa"/>
-              <w:start w:w="100" w:type="dxa"/>
-              <w:bottom w:w="100" w:type="dxa"/>
-              <w:end w:w="100" w:type="dxa"/>
-            </w:tcMar>
-          </w:tcPr>
-          <w:p/>
-        </w:tc>
-        <w:tc>
-          <w:tcPr>
-            <w:tcW w:type="dxa" w:w="1632"/>
-            <w:vAlign w:val="center"/>
-            <w:tcMar>
-              <w:top w:w="100" w:type="dxa"/>
-              <w:start w:w="100" w:type="dxa"/>
-              <w:bottom w:w="100" w:type="dxa"/>
-              <w:end w:w="100" w:type="dxa"/>
-            </w:tcMar>
-          </w:tcPr>
-          <w:p/>
-        </w:tc>
       </w:tr>
       <w:tr>
         <w:tc>
           <w:tcPr>
-            <w:tcW w:type="dxa" w:w="1632"/>
+            <w:tcW w:type="dxa" w:w="720"/>
             <w:vAlign w:val="center"/>
             <w:shd w:fill="EAF2F8"/>
             <w:tcMar>
@@ -2598,7 +2355,7 @@
         </w:tc>
         <w:tc>
           <w:tcPr>
-            <w:tcW w:type="dxa" w:w="1632"/>
+            <w:tcW w:type="dxa" w:w="9072"/>
             <w:vAlign w:val="center"/>
             <w:shd w:fill="EAF2F8"/>
             <w:tcMar>
@@ -2614,67 +2371,11 @@
             </w:r>
           </w:p>
         </w:tc>
-        <w:tc>
-          <w:tcPr>
-            <w:tcW w:type="dxa" w:w="1632"/>
-            <w:vAlign w:val="center"/>
-            <w:shd w:fill="EAF2F8"/>
-            <w:tcMar>
-              <w:top w:w="100" w:type="dxa"/>
-              <w:start w:w="100" w:type="dxa"/>
-              <w:bottom w:w="100" w:type="dxa"/>
-              <w:end w:w="100" w:type="dxa"/>
-            </w:tcMar>
-          </w:tcPr>
-          <w:p/>
-        </w:tc>
-        <w:tc>
-          <w:tcPr>
-            <w:tcW w:type="dxa" w:w="1632"/>
-            <w:vAlign w:val="center"/>
-            <w:shd w:fill="EAF2F8"/>
-            <w:tcMar>
-              <w:top w:w="100" w:type="dxa"/>
-              <w:start w:w="100" w:type="dxa"/>
-              <w:bottom w:w="100" w:type="dxa"/>
-              <w:end w:w="100" w:type="dxa"/>
-            </w:tcMar>
-          </w:tcPr>
-          <w:p/>
-        </w:tc>
-        <w:tc>
-          <w:tcPr>
-            <w:tcW w:type="dxa" w:w="1632"/>
-            <w:vAlign w:val="center"/>
-            <w:shd w:fill="EAF2F8"/>
-            <w:tcMar>
-              <w:top w:w="100" w:type="dxa"/>
-              <w:start w:w="100" w:type="dxa"/>
-              <w:bottom w:w="100" w:type="dxa"/>
-              <w:end w:w="100" w:type="dxa"/>
-            </w:tcMar>
-          </w:tcPr>
-          <w:p/>
-        </w:tc>
-        <w:tc>
-          <w:tcPr>
-            <w:tcW w:type="dxa" w:w="1632"/>
-            <w:vAlign w:val="center"/>
-            <w:shd w:fill="EAF2F8"/>
-            <w:tcMar>
-              <w:top w:w="100" w:type="dxa"/>
-              <w:start w:w="100" w:type="dxa"/>
-              <w:bottom w:w="100" w:type="dxa"/>
-              <w:end w:w="100" w:type="dxa"/>
-            </w:tcMar>
-          </w:tcPr>
-          <w:p/>
-        </w:tc>
       </w:tr>
       <w:tr>
         <w:tc>
           <w:tcPr>
-            <w:tcW w:type="dxa" w:w="1632"/>
+            <w:tcW w:type="dxa" w:w="720"/>
             <w:vAlign w:val="center"/>
             <w:tcMar>
               <w:top w:w="100" w:type="dxa"/>
@@ -2691,7 +2392,7 @@
         </w:tc>
         <w:tc>
           <w:tcPr>
-            <w:tcW w:type="dxa" w:w="1632"/>
+            <w:tcW w:type="dxa" w:w="9072"/>
             <w:vAlign w:val="center"/>
             <w:tcMar>
               <w:top w:w="100" w:type="dxa"/>
@@ -2706,63 +2407,11 @@
             </w:r>
           </w:p>
         </w:tc>
-        <w:tc>
-          <w:tcPr>
-            <w:tcW w:type="dxa" w:w="1632"/>
-            <w:vAlign w:val="center"/>
-            <w:tcMar>
-              <w:top w:w="100" w:type="dxa"/>
-              <w:start w:w="100" w:type="dxa"/>
-              <w:bottom w:w="100" w:type="dxa"/>
-              <w:end w:w="100" w:type="dxa"/>
-            </w:tcMar>
-          </w:tcPr>
-          <w:p/>
-        </w:tc>
-        <w:tc>
-          <w:tcPr>
-            <w:tcW w:type="dxa" w:w="1632"/>
-            <w:vAlign w:val="center"/>
-            <w:tcMar>
-              <w:top w:w="100" w:type="dxa"/>
-              <w:start w:w="100" w:type="dxa"/>
-              <w:bottom w:w="100" w:type="dxa"/>
-              <w:end w:w="100" w:type="dxa"/>
-            </w:tcMar>
-          </w:tcPr>
-          <w:p/>
-        </w:tc>
-        <w:tc>
-          <w:tcPr>
-            <w:tcW w:type="dxa" w:w="1632"/>
-            <w:vAlign w:val="center"/>
-            <w:tcMar>
-              <w:top w:w="100" w:type="dxa"/>
-              <w:start w:w="100" w:type="dxa"/>
-              <w:bottom w:w="100" w:type="dxa"/>
-              <w:end w:w="100" w:type="dxa"/>
-            </w:tcMar>
-          </w:tcPr>
-          <w:p/>
-        </w:tc>
-        <w:tc>
-          <w:tcPr>
-            <w:tcW w:type="dxa" w:w="1632"/>
-            <w:vAlign w:val="center"/>
-            <w:tcMar>
-              <w:top w:w="100" w:type="dxa"/>
-              <w:start w:w="100" w:type="dxa"/>
-              <w:bottom w:w="100" w:type="dxa"/>
-              <w:end w:w="100" w:type="dxa"/>
-            </w:tcMar>
-          </w:tcPr>
-          <w:p/>
-        </w:tc>
       </w:tr>
       <w:tr>
         <w:tc>
           <w:tcPr>
-            <w:tcW w:type="dxa" w:w="1632"/>
+            <w:tcW w:type="dxa" w:w="720"/>
             <w:vAlign w:val="center"/>
             <w:shd w:fill="EAF2F8"/>
             <w:tcMar>
@@ -2780,7 +2429,7 @@
         </w:tc>
         <w:tc>
           <w:tcPr>
-            <w:tcW w:type="dxa" w:w="1632"/>
+            <w:tcW w:type="dxa" w:w="9072"/>
             <w:vAlign w:val="center"/>
             <w:shd w:fill="EAF2F8"/>
             <w:tcMar>
@@ -2796,67 +2445,11 @@
             </w:r>
           </w:p>
         </w:tc>
-        <w:tc>
-          <w:tcPr>
-            <w:tcW w:type="dxa" w:w="1632"/>
-            <w:vAlign w:val="center"/>
-            <w:shd w:fill="EAF2F8"/>
-            <w:tcMar>
-              <w:top w:w="100" w:type="dxa"/>
-              <w:start w:w="100" w:type="dxa"/>
-              <w:bottom w:w="100" w:type="dxa"/>
-              <w:end w:w="100" w:type="dxa"/>
-            </w:tcMar>
-          </w:tcPr>
-          <w:p/>
-        </w:tc>
-        <w:tc>
-          <w:tcPr>
-            <w:tcW w:type="dxa" w:w="1632"/>
-            <w:vAlign w:val="center"/>
-            <w:shd w:fill="EAF2F8"/>
-            <w:tcMar>
-              <w:top w:w="100" w:type="dxa"/>
-              <w:start w:w="100" w:type="dxa"/>
-              <w:bottom w:w="100" w:type="dxa"/>
-              <w:end w:w="100" w:type="dxa"/>
-            </w:tcMar>
-          </w:tcPr>
-          <w:p/>
-        </w:tc>
-        <w:tc>
-          <w:tcPr>
-            <w:tcW w:type="dxa" w:w="1632"/>
-            <w:vAlign w:val="center"/>
-            <w:shd w:fill="EAF2F8"/>
-            <w:tcMar>
-              <w:top w:w="100" w:type="dxa"/>
-              <w:start w:w="100" w:type="dxa"/>
-              <w:bottom w:w="100" w:type="dxa"/>
-              <w:end w:w="100" w:type="dxa"/>
-            </w:tcMar>
-          </w:tcPr>
-          <w:p/>
-        </w:tc>
-        <w:tc>
-          <w:tcPr>
-            <w:tcW w:type="dxa" w:w="1632"/>
-            <w:vAlign w:val="center"/>
-            <w:shd w:fill="EAF2F8"/>
-            <w:tcMar>
-              <w:top w:w="100" w:type="dxa"/>
-              <w:start w:w="100" w:type="dxa"/>
-              <w:bottom w:w="100" w:type="dxa"/>
-              <w:end w:w="100" w:type="dxa"/>
-            </w:tcMar>
-          </w:tcPr>
-          <w:p/>
-        </w:tc>
       </w:tr>
       <w:tr>
         <w:tc>
           <w:tcPr>
-            <w:tcW w:type="dxa" w:w="1632"/>
+            <w:tcW w:type="dxa" w:w="720"/>
             <w:vAlign w:val="center"/>
             <w:tcMar>
               <w:top w:w="100" w:type="dxa"/>
@@ -2873,7 +2466,7 @@
         </w:tc>
         <w:tc>
           <w:tcPr>
-            <w:tcW w:type="dxa" w:w="1632"/>
+            <w:tcW w:type="dxa" w:w="9072"/>
             <w:vAlign w:val="center"/>
             <w:tcMar>
               <w:top w:w="100" w:type="dxa"/>
@@ -2888,63 +2481,11 @@
             </w:r>
           </w:p>
         </w:tc>
-        <w:tc>
-          <w:tcPr>
-            <w:tcW w:type="dxa" w:w="1632"/>
-            <w:vAlign w:val="center"/>
-            <w:tcMar>
-              <w:top w:w="100" w:type="dxa"/>
-              <w:start w:w="100" w:type="dxa"/>
-              <w:bottom w:w="100" w:type="dxa"/>
-              <w:end w:w="100" w:type="dxa"/>
-            </w:tcMar>
-          </w:tcPr>
-          <w:p/>
-        </w:tc>
-        <w:tc>
-          <w:tcPr>
-            <w:tcW w:type="dxa" w:w="1632"/>
-            <w:vAlign w:val="center"/>
-            <w:tcMar>
-              <w:top w:w="100" w:type="dxa"/>
-              <w:start w:w="100" w:type="dxa"/>
-              <w:bottom w:w="100" w:type="dxa"/>
-              <w:end w:w="100" w:type="dxa"/>
-            </w:tcMar>
-          </w:tcPr>
-          <w:p/>
-        </w:tc>
-        <w:tc>
-          <w:tcPr>
-            <w:tcW w:type="dxa" w:w="1632"/>
-            <w:vAlign w:val="center"/>
-            <w:tcMar>
-              <w:top w:w="100" w:type="dxa"/>
-              <w:start w:w="100" w:type="dxa"/>
-              <w:bottom w:w="100" w:type="dxa"/>
-              <w:end w:w="100" w:type="dxa"/>
-            </w:tcMar>
-          </w:tcPr>
-          <w:p/>
-        </w:tc>
-        <w:tc>
-          <w:tcPr>
-            <w:tcW w:type="dxa" w:w="1632"/>
-            <w:vAlign w:val="center"/>
-            <w:tcMar>
-              <w:top w:w="100" w:type="dxa"/>
-              <w:start w:w="100" w:type="dxa"/>
-              <w:bottom w:w="100" w:type="dxa"/>
-              <w:end w:w="100" w:type="dxa"/>
-            </w:tcMar>
-          </w:tcPr>
-          <w:p/>
-        </w:tc>
       </w:tr>
       <w:tr>
         <w:tc>
           <w:tcPr>
-            <w:tcW w:type="dxa" w:w="1632"/>
+            <w:tcW w:type="dxa" w:w="720"/>
             <w:vAlign w:val="center"/>
             <w:shd w:fill="EAF2F8"/>
             <w:tcMar>
@@ -2962,7 +2503,7 @@
         </w:tc>
         <w:tc>
           <w:tcPr>
-            <w:tcW w:type="dxa" w:w="1632"/>
+            <w:tcW w:type="dxa" w:w="9072"/>
             <w:vAlign w:val="center"/>
             <w:shd w:fill="EAF2F8"/>
             <w:tcMar>
@@ -2974,79 +2515,7 @@
           </w:tcPr>
           <w:p>
             <w:r>
-              <w:t>Integrate Section 3.1's formula over the full solid angle, assuming</w:t>
-            </w:r>
-          </w:p>
-        </w:tc>
-        <w:tc>
-          <w:tcPr>
-            <w:tcW w:type="dxa" w:w="1632"/>
-            <w:vAlign w:val="center"/>
-            <w:shd w:fill="EAF2F8"/>
-            <w:tcMar>
-              <w:top w:w="100" w:type="dxa"/>
-              <w:start w:w="100" w:type="dxa"/>
-              <w:bottom w:w="100" w:type="dxa"/>
-              <w:end w:w="100" w:type="dxa"/>
-            </w:tcMar>
-          </w:tcPr>
-          <w:p>
-            <w:r>
-              <w:t>ℳ</w:t>
-            </w:r>
-          </w:p>
-        </w:tc>
-        <w:tc>
-          <w:tcPr>
-            <w:tcW w:type="dxa" w:w="1632"/>
-            <w:vAlign w:val="center"/>
-            <w:shd w:fill="EAF2F8"/>
-            <w:tcMar>
-              <w:top w:w="100" w:type="dxa"/>
-              <w:start w:w="100" w:type="dxa"/>
-              <w:bottom w:w="100" w:type="dxa"/>
-              <w:end w:w="100" w:type="dxa"/>
-            </w:tcMar>
-          </w:tcPr>
-          <w:p>
-            <w:r>
-              <w:t>² constant, and derive Γ=p_f</w:t>
-            </w:r>
-          </w:p>
-        </w:tc>
-        <w:tc>
-          <w:tcPr>
-            <w:tcW w:type="dxa" w:w="1632"/>
-            <w:vAlign w:val="center"/>
-            <w:shd w:fill="EAF2F8"/>
-            <w:tcMar>
-              <w:top w:w="100" w:type="dxa"/>
-              <w:start w:w="100" w:type="dxa"/>
-              <w:bottom w:w="100" w:type="dxa"/>
-              <w:end w:w="100" w:type="dxa"/>
-            </w:tcMar>
-          </w:tcPr>
-          <w:p>
-            <w:r>
-              <w:t>ℳ</w:t>
-            </w:r>
-          </w:p>
-        </w:tc>
-        <w:tc>
-          <w:tcPr>
-            <w:tcW w:type="dxa" w:w="1632"/>
-            <w:vAlign w:val="center"/>
-            <w:shd w:fill="EAF2F8"/>
-            <w:tcMar>
-              <w:top w:w="100" w:type="dxa"/>
-              <w:start w:w="100" w:type="dxa"/>
-              <w:bottom w:w="100" w:type="dxa"/>
-              <w:end w:w="100" w:type="dxa"/>
-            </w:tcMar>
-          </w:tcPr>
-          <w:p>
-            <w:r>
-              <w:t>²/(8πM²).</w:t>
+              <w:t>Integrate Section 3.1's formula over the full solid angle, assuming |ℳ|² constant, and derive Γ=p_f|ℳ|²/(8πM²).</w:t>
             </w:r>
           </w:p>
         </w:tc>
@@ -3054,7 +2523,7 @@
       <w:tr>
         <w:tc>
           <w:tcPr>
-            <w:tcW w:type="dxa" w:w="1632"/>
+            <w:tcW w:type="dxa" w:w="720"/>
             <w:vAlign w:val="center"/>
             <w:tcMar>
               <w:top w:w="100" w:type="dxa"/>
@@ -3071,7 +2540,7 @@
         </w:tc>
         <w:tc>
           <w:tcPr>
-            <w:tcW w:type="dxa" w:w="1632"/>
+            <w:tcW w:type="dxa" w:w="9072"/>
             <w:vAlign w:val="center"/>
             <w:tcMar>
               <w:top w:w="100" w:type="dxa"/>
@@ -3086,63 +2555,11 @@
             </w:r>
           </w:p>
         </w:tc>
-        <w:tc>
-          <w:tcPr>
-            <w:tcW w:type="dxa" w:w="1632"/>
-            <w:vAlign w:val="center"/>
-            <w:tcMar>
-              <w:top w:w="100" w:type="dxa"/>
-              <w:start w:w="100" w:type="dxa"/>
-              <w:bottom w:w="100" w:type="dxa"/>
-              <w:end w:w="100" w:type="dxa"/>
-            </w:tcMar>
-          </w:tcPr>
-          <w:p/>
-        </w:tc>
-        <w:tc>
-          <w:tcPr>
-            <w:tcW w:type="dxa" w:w="1632"/>
-            <w:vAlign w:val="center"/>
-            <w:tcMar>
-              <w:top w:w="100" w:type="dxa"/>
-              <w:start w:w="100" w:type="dxa"/>
-              <w:bottom w:w="100" w:type="dxa"/>
-              <w:end w:w="100" w:type="dxa"/>
-            </w:tcMar>
-          </w:tcPr>
-          <w:p/>
-        </w:tc>
-        <w:tc>
-          <w:tcPr>
-            <w:tcW w:type="dxa" w:w="1632"/>
-            <w:vAlign w:val="center"/>
-            <w:tcMar>
-              <w:top w:w="100" w:type="dxa"/>
-              <w:start w:w="100" w:type="dxa"/>
-              <w:bottom w:w="100" w:type="dxa"/>
-              <w:end w:w="100" w:type="dxa"/>
-            </w:tcMar>
-          </w:tcPr>
-          <w:p/>
-        </w:tc>
-        <w:tc>
-          <w:tcPr>
-            <w:tcW w:type="dxa" w:w="1632"/>
-            <w:vAlign w:val="center"/>
-            <w:tcMar>
-              <w:top w:w="100" w:type="dxa"/>
-              <w:start w:w="100" w:type="dxa"/>
-              <w:bottom w:w="100" w:type="dxa"/>
-              <w:end w:w="100" w:type="dxa"/>
-            </w:tcMar>
-          </w:tcPr>
-          <w:p/>
-        </w:tc>
       </w:tr>
       <w:tr>
         <w:tc>
           <w:tcPr>
-            <w:tcW w:type="dxa" w:w="1632"/>
+            <w:tcW w:type="dxa" w:w="720"/>
             <w:vAlign w:val="center"/>
             <w:shd w:fill="EAF2F8"/>
             <w:tcMar>
@@ -3160,7 +2577,7 @@
         </w:tc>
         <w:tc>
           <w:tcPr>
-            <w:tcW w:type="dxa" w:w="1632"/>
+            <w:tcW w:type="dxa" w:w="9072"/>
             <w:vAlign w:val="center"/>
             <w:shd w:fill="EAF2F8"/>
             <w:tcMar>
@@ -3176,67 +2593,11 @@
             </w:r>
           </w:p>
         </w:tc>
-        <w:tc>
-          <w:tcPr>
-            <w:tcW w:type="dxa" w:w="1632"/>
-            <w:vAlign w:val="center"/>
-            <w:shd w:fill="EAF2F8"/>
-            <w:tcMar>
-              <w:top w:w="100" w:type="dxa"/>
-              <w:start w:w="100" w:type="dxa"/>
-              <w:bottom w:w="100" w:type="dxa"/>
-              <w:end w:w="100" w:type="dxa"/>
-            </w:tcMar>
-          </w:tcPr>
-          <w:p/>
-        </w:tc>
-        <w:tc>
-          <w:tcPr>
-            <w:tcW w:type="dxa" w:w="1632"/>
-            <w:vAlign w:val="center"/>
-            <w:shd w:fill="EAF2F8"/>
-            <w:tcMar>
-              <w:top w:w="100" w:type="dxa"/>
-              <w:start w:w="100" w:type="dxa"/>
-              <w:bottom w:w="100" w:type="dxa"/>
-              <w:end w:w="100" w:type="dxa"/>
-            </w:tcMar>
-          </w:tcPr>
-          <w:p/>
-        </w:tc>
-        <w:tc>
-          <w:tcPr>
-            <w:tcW w:type="dxa" w:w="1632"/>
-            <w:vAlign w:val="center"/>
-            <w:shd w:fill="EAF2F8"/>
-            <w:tcMar>
-              <w:top w:w="100" w:type="dxa"/>
-              <w:start w:w="100" w:type="dxa"/>
-              <w:bottom w:w="100" w:type="dxa"/>
-              <w:end w:w="100" w:type="dxa"/>
-            </w:tcMar>
-          </w:tcPr>
-          <w:p/>
-        </w:tc>
-        <w:tc>
-          <w:tcPr>
-            <w:tcW w:type="dxa" w:w="1632"/>
-            <w:vAlign w:val="center"/>
-            <w:shd w:fill="EAF2F8"/>
-            <w:tcMar>
-              <w:top w:w="100" w:type="dxa"/>
-              <w:start w:w="100" w:type="dxa"/>
-              <w:bottom w:w="100" w:type="dxa"/>
-              <w:end w:w="100" w:type="dxa"/>
-            </w:tcMar>
-          </w:tcPr>
-          <w:p/>
-        </w:tc>
       </w:tr>
       <w:tr>
         <w:tc>
           <w:tcPr>
-            <w:tcW w:type="dxa" w:w="1632"/>
+            <w:tcW w:type="dxa" w:w="720"/>
             <w:vAlign w:val="center"/>
             <w:tcMar>
               <w:top w:w="100" w:type="dxa"/>
@@ -3253,7 +2614,7 @@
         </w:tc>
         <w:tc>
           <w:tcPr>
-            <w:tcW w:type="dxa" w:w="1632"/>
+            <w:tcW w:type="dxa" w:w="9072"/>
             <w:vAlign w:val="center"/>
             <w:tcMar>
               <w:top w:w="100" w:type="dxa"/>
@@ -3268,63 +2629,11 @@
             </w:r>
           </w:p>
         </w:tc>
-        <w:tc>
-          <w:tcPr>
-            <w:tcW w:type="dxa" w:w="1632"/>
-            <w:vAlign w:val="center"/>
-            <w:tcMar>
-              <w:top w:w="100" w:type="dxa"/>
-              <w:start w:w="100" w:type="dxa"/>
-              <w:bottom w:w="100" w:type="dxa"/>
-              <w:end w:w="100" w:type="dxa"/>
-            </w:tcMar>
-          </w:tcPr>
-          <w:p/>
-        </w:tc>
-        <w:tc>
-          <w:tcPr>
-            <w:tcW w:type="dxa" w:w="1632"/>
-            <w:vAlign w:val="center"/>
-            <w:tcMar>
-              <w:top w:w="100" w:type="dxa"/>
-              <w:start w:w="100" w:type="dxa"/>
-              <w:bottom w:w="100" w:type="dxa"/>
-              <w:end w:w="100" w:type="dxa"/>
-            </w:tcMar>
-          </w:tcPr>
-          <w:p/>
-        </w:tc>
-        <w:tc>
-          <w:tcPr>
-            <w:tcW w:type="dxa" w:w="1632"/>
-            <w:vAlign w:val="center"/>
-            <w:tcMar>
-              <w:top w:w="100" w:type="dxa"/>
-              <w:start w:w="100" w:type="dxa"/>
-              <w:bottom w:w="100" w:type="dxa"/>
-              <w:end w:w="100" w:type="dxa"/>
-            </w:tcMar>
-          </w:tcPr>
-          <w:p/>
-        </w:tc>
-        <w:tc>
-          <w:tcPr>
-            <w:tcW w:type="dxa" w:w="1632"/>
-            <w:vAlign w:val="center"/>
-            <w:tcMar>
-              <w:top w:w="100" w:type="dxa"/>
-              <w:start w:w="100" w:type="dxa"/>
-              <w:bottom w:w="100" w:type="dxa"/>
-              <w:end w:w="100" w:type="dxa"/>
-            </w:tcMar>
-          </w:tcPr>
-          <w:p/>
-        </w:tc>
       </w:tr>
       <w:tr>
         <w:tc>
           <w:tcPr>
-            <w:tcW w:type="dxa" w:w="1632"/>
+            <w:tcW w:type="dxa" w:w="720"/>
             <w:vAlign w:val="center"/>
             <w:shd w:fill="EAF2F8"/>
             <w:tcMar>
@@ -3342,7 +2651,7 @@
         </w:tc>
         <w:tc>
           <w:tcPr>
-            <w:tcW w:type="dxa" w:w="1632"/>
+            <w:tcW w:type="dxa" w:w="9072"/>
             <w:vAlign w:val="center"/>
             <w:shd w:fill="EAF2F8"/>
             <w:tcMar>
@@ -3358,67 +2667,11 @@
             </w:r>
           </w:p>
         </w:tc>
-        <w:tc>
-          <w:tcPr>
-            <w:tcW w:type="dxa" w:w="1632"/>
-            <w:vAlign w:val="center"/>
-            <w:shd w:fill="EAF2F8"/>
-            <w:tcMar>
-              <w:top w:w="100" w:type="dxa"/>
-              <w:start w:w="100" w:type="dxa"/>
-              <w:bottom w:w="100" w:type="dxa"/>
-              <w:end w:w="100" w:type="dxa"/>
-            </w:tcMar>
-          </w:tcPr>
-          <w:p/>
-        </w:tc>
-        <w:tc>
-          <w:tcPr>
-            <w:tcW w:type="dxa" w:w="1632"/>
-            <w:vAlign w:val="center"/>
-            <w:shd w:fill="EAF2F8"/>
-            <w:tcMar>
-              <w:top w:w="100" w:type="dxa"/>
-              <w:start w:w="100" w:type="dxa"/>
-              <w:bottom w:w="100" w:type="dxa"/>
-              <w:end w:w="100" w:type="dxa"/>
-            </w:tcMar>
-          </w:tcPr>
-          <w:p/>
-        </w:tc>
-        <w:tc>
-          <w:tcPr>
-            <w:tcW w:type="dxa" w:w="1632"/>
-            <w:vAlign w:val="center"/>
-            <w:shd w:fill="EAF2F8"/>
-            <w:tcMar>
-              <w:top w:w="100" w:type="dxa"/>
-              <w:start w:w="100" w:type="dxa"/>
-              <w:bottom w:w="100" w:type="dxa"/>
-              <w:end w:w="100" w:type="dxa"/>
-            </w:tcMar>
-          </w:tcPr>
-          <w:p/>
-        </w:tc>
-        <w:tc>
-          <w:tcPr>
-            <w:tcW w:type="dxa" w:w="1632"/>
-            <w:vAlign w:val="center"/>
-            <w:shd w:fill="EAF2F8"/>
-            <w:tcMar>
-              <w:top w:w="100" w:type="dxa"/>
-              <w:start w:w="100" w:type="dxa"/>
-              <w:bottom w:w="100" w:type="dxa"/>
-              <w:end w:w="100" w:type="dxa"/>
-            </w:tcMar>
-          </w:tcPr>
-          <w:p/>
-        </w:tc>
       </w:tr>
       <w:tr>
         <w:tc>
           <w:tcPr>
-            <w:tcW w:type="dxa" w:w="1632"/>
+            <w:tcW w:type="dxa" w:w="720"/>
             <w:vAlign w:val="center"/>
             <w:tcMar>
               <w:top w:w="100" w:type="dxa"/>
@@ -3435,7 +2688,7 @@
         </w:tc>
         <w:tc>
           <w:tcPr>
-            <w:tcW w:type="dxa" w:w="1632"/>
+            <w:tcW w:type="dxa" w:w="9072"/>
             <w:vAlign w:val="center"/>
             <w:tcMar>
               <w:top w:w="100" w:type="dxa"/>
@@ -3450,63 +2703,11 @@
             </w:r>
           </w:p>
         </w:tc>
-        <w:tc>
-          <w:tcPr>
-            <w:tcW w:type="dxa" w:w="1632"/>
-            <w:vAlign w:val="center"/>
-            <w:tcMar>
-              <w:top w:w="100" w:type="dxa"/>
-              <w:start w:w="100" w:type="dxa"/>
-              <w:bottom w:w="100" w:type="dxa"/>
-              <w:end w:w="100" w:type="dxa"/>
-            </w:tcMar>
-          </w:tcPr>
-          <w:p/>
-        </w:tc>
-        <w:tc>
-          <w:tcPr>
-            <w:tcW w:type="dxa" w:w="1632"/>
-            <w:vAlign w:val="center"/>
-            <w:tcMar>
-              <w:top w:w="100" w:type="dxa"/>
-              <w:start w:w="100" w:type="dxa"/>
-              <w:bottom w:w="100" w:type="dxa"/>
-              <w:end w:w="100" w:type="dxa"/>
-            </w:tcMar>
-          </w:tcPr>
-          <w:p/>
-        </w:tc>
-        <w:tc>
-          <w:tcPr>
-            <w:tcW w:type="dxa" w:w="1632"/>
-            <w:vAlign w:val="center"/>
-            <w:tcMar>
-              <w:top w:w="100" w:type="dxa"/>
-              <w:start w:w="100" w:type="dxa"/>
-              <w:bottom w:w="100" w:type="dxa"/>
-              <w:end w:w="100" w:type="dxa"/>
-            </w:tcMar>
-          </w:tcPr>
-          <w:p/>
-        </w:tc>
-        <w:tc>
-          <w:tcPr>
-            <w:tcW w:type="dxa" w:w="1632"/>
-            <w:vAlign w:val="center"/>
-            <w:tcMar>
-              <w:top w:w="100" w:type="dxa"/>
-              <w:start w:w="100" w:type="dxa"/>
-              <w:bottom w:w="100" w:type="dxa"/>
-              <w:end w:w="100" w:type="dxa"/>
-            </w:tcMar>
-          </w:tcPr>
-          <w:p/>
-        </w:tc>
       </w:tr>
       <w:tr>
         <w:tc>
           <w:tcPr>
-            <w:tcW w:type="dxa" w:w="1632"/>
+            <w:tcW w:type="dxa" w:w="720"/>
             <w:vAlign w:val="center"/>
             <w:shd w:fill="EAF2F8"/>
             <w:tcMar>
@@ -3524,7 +2725,7 @@
         </w:tc>
         <w:tc>
           <w:tcPr>
-            <w:tcW w:type="dxa" w:w="1632"/>
+            <w:tcW w:type="dxa" w:w="9072"/>
             <w:vAlign w:val="center"/>
             <w:shd w:fill="EAF2F8"/>
             <w:tcMar>
@@ -3536,79 +2737,15 @@
           </w:tcPr>
           <w:p>
             <w:r>
-              <w:t>Using Section 5's formula, restate Γ for identical decay products in terms of the same p_f and</w:t>
+              <w:t>Using Section 5's formula, restate Γ for identical decay products in terms of the same p_f and |ℳ|² used throughout this lesson.</w:t>
             </w:r>
           </w:p>
-        </w:tc>
-        <w:tc>
-          <w:tcPr>
-            <w:tcW w:type="dxa" w:w="1632"/>
-            <w:vAlign w:val="center"/>
-            <w:shd w:fill="EAF2F8"/>
-            <w:tcMar>
-              <w:top w:w="100" w:type="dxa"/>
-              <w:start w:w="100" w:type="dxa"/>
-              <w:bottom w:w="100" w:type="dxa"/>
-              <w:end w:w="100" w:type="dxa"/>
-            </w:tcMar>
-          </w:tcPr>
-          <w:p>
-            <w:r>
-              <w:t>ℳ</w:t>
-            </w:r>
-          </w:p>
-        </w:tc>
-        <w:tc>
-          <w:tcPr>
-            <w:tcW w:type="dxa" w:w="1632"/>
-            <w:vAlign w:val="center"/>
-            <w:shd w:fill="EAF2F8"/>
-            <w:tcMar>
-              <w:top w:w="100" w:type="dxa"/>
-              <w:start w:w="100" w:type="dxa"/>
-              <w:bottom w:w="100" w:type="dxa"/>
-              <w:end w:w="100" w:type="dxa"/>
-            </w:tcMar>
-          </w:tcPr>
-          <w:p>
-            <w:r>
-              <w:t>² used throughout this lesson.</w:t>
-            </w:r>
-          </w:p>
-        </w:tc>
-        <w:tc>
-          <w:tcPr>
-            <w:tcW w:type="dxa" w:w="1632"/>
-            <w:vAlign w:val="center"/>
-            <w:shd w:fill="EAF2F8"/>
-            <w:tcMar>
-              <w:top w:w="100" w:type="dxa"/>
-              <w:start w:w="100" w:type="dxa"/>
-              <w:bottom w:w="100" w:type="dxa"/>
-              <w:end w:w="100" w:type="dxa"/>
-            </w:tcMar>
-          </w:tcPr>
-          <w:p/>
-        </w:tc>
-        <w:tc>
-          <w:tcPr>
-            <w:tcW w:type="dxa" w:w="1632"/>
-            <w:vAlign w:val="center"/>
-            <w:shd w:fill="EAF2F8"/>
-            <w:tcMar>
-              <w:top w:w="100" w:type="dxa"/>
-              <w:start w:w="100" w:type="dxa"/>
-              <w:bottom w:w="100" w:type="dxa"/>
-              <w:end w:w="100" w:type="dxa"/>
-            </w:tcMar>
-          </w:tcPr>
-          <w:p/>
         </w:tc>
       </w:tr>
       <w:tr>
         <w:tc>
           <w:tcPr>
-            <w:tcW w:type="dxa" w:w="1632"/>
+            <w:tcW w:type="dxa" w:w="720"/>
             <w:vAlign w:val="center"/>
             <w:tcMar>
               <w:top w:w="100" w:type="dxa"/>
@@ -3625,7 +2762,7 @@
         </w:tc>
         <w:tc>
           <w:tcPr>
-            <w:tcW w:type="dxa" w:w="1632"/>
+            <w:tcW w:type="dxa" w:w="9072"/>
             <w:vAlign w:val="center"/>
             <w:tcMar>
               <w:top w:w="100" w:type="dxa"/>
@@ -3640,63 +2777,11 @@
             </w:r>
           </w:p>
         </w:tc>
-        <w:tc>
-          <w:tcPr>
-            <w:tcW w:type="dxa" w:w="1632"/>
-            <w:vAlign w:val="center"/>
-            <w:tcMar>
-              <w:top w:w="100" w:type="dxa"/>
-              <w:start w:w="100" w:type="dxa"/>
-              <w:bottom w:w="100" w:type="dxa"/>
-              <w:end w:w="100" w:type="dxa"/>
-            </w:tcMar>
-          </w:tcPr>
-          <w:p/>
-        </w:tc>
-        <w:tc>
-          <w:tcPr>
-            <w:tcW w:type="dxa" w:w="1632"/>
-            <w:vAlign w:val="center"/>
-            <w:tcMar>
-              <w:top w:w="100" w:type="dxa"/>
-              <w:start w:w="100" w:type="dxa"/>
-              <w:bottom w:w="100" w:type="dxa"/>
-              <w:end w:w="100" w:type="dxa"/>
-            </w:tcMar>
-          </w:tcPr>
-          <w:p/>
-        </w:tc>
-        <w:tc>
-          <w:tcPr>
-            <w:tcW w:type="dxa" w:w="1632"/>
-            <w:vAlign w:val="center"/>
-            <w:tcMar>
-              <w:top w:w="100" w:type="dxa"/>
-              <w:start w:w="100" w:type="dxa"/>
-              <w:bottom w:w="100" w:type="dxa"/>
-              <w:end w:w="100" w:type="dxa"/>
-            </w:tcMar>
-          </w:tcPr>
-          <w:p/>
-        </w:tc>
-        <w:tc>
-          <w:tcPr>
-            <w:tcW w:type="dxa" w:w="1632"/>
-            <w:vAlign w:val="center"/>
-            <w:tcMar>
-              <w:top w:w="100" w:type="dxa"/>
-              <w:start w:w="100" w:type="dxa"/>
-              <w:bottom w:w="100" w:type="dxa"/>
-              <w:end w:w="100" w:type="dxa"/>
-            </w:tcMar>
-          </w:tcPr>
-          <w:p/>
-        </w:tc>
       </w:tr>
       <w:tr>
         <w:tc>
           <w:tcPr>
-            <w:tcW w:type="dxa" w:w="1632"/>
+            <w:tcW w:type="dxa" w:w="720"/>
             <w:vAlign w:val="center"/>
             <w:shd w:fill="EAF2F8"/>
             <w:tcMar>
@@ -3714,7 +2799,7 @@
         </w:tc>
         <w:tc>
           <w:tcPr>
-            <w:tcW w:type="dxa" w:w="1632"/>
+            <w:tcW w:type="dxa" w:w="9072"/>
             <w:vAlign w:val="center"/>
             <w:shd w:fill="EAF2F8"/>
             <w:tcMar>
@@ -3730,67 +2815,11 @@
             </w:r>
           </w:p>
         </w:tc>
-        <w:tc>
-          <w:tcPr>
-            <w:tcW w:type="dxa" w:w="1632"/>
-            <w:vAlign w:val="center"/>
-            <w:shd w:fill="EAF2F8"/>
-            <w:tcMar>
-              <w:top w:w="100" w:type="dxa"/>
-              <w:start w:w="100" w:type="dxa"/>
-              <w:bottom w:w="100" w:type="dxa"/>
-              <w:end w:w="100" w:type="dxa"/>
-            </w:tcMar>
-          </w:tcPr>
-          <w:p/>
-        </w:tc>
-        <w:tc>
-          <w:tcPr>
-            <w:tcW w:type="dxa" w:w="1632"/>
-            <w:vAlign w:val="center"/>
-            <w:shd w:fill="EAF2F8"/>
-            <w:tcMar>
-              <w:top w:w="100" w:type="dxa"/>
-              <w:start w:w="100" w:type="dxa"/>
-              <w:bottom w:w="100" w:type="dxa"/>
-              <w:end w:w="100" w:type="dxa"/>
-            </w:tcMar>
-          </w:tcPr>
-          <w:p/>
-        </w:tc>
-        <w:tc>
-          <w:tcPr>
-            <w:tcW w:type="dxa" w:w="1632"/>
-            <w:vAlign w:val="center"/>
-            <w:shd w:fill="EAF2F8"/>
-            <w:tcMar>
-              <w:top w:w="100" w:type="dxa"/>
-              <w:start w:w="100" w:type="dxa"/>
-              <w:bottom w:w="100" w:type="dxa"/>
-              <w:end w:w="100" w:type="dxa"/>
-            </w:tcMar>
-          </w:tcPr>
-          <w:p/>
-        </w:tc>
-        <w:tc>
-          <w:tcPr>
-            <w:tcW w:type="dxa" w:w="1632"/>
-            <w:vAlign w:val="center"/>
-            <w:shd w:fill="EAF2F8"/>
-            <w:tcMar>
-              <w:top w:w="100" w:type="dxa"/>
-              <w:start w:w="100" w:type="dxa"/>
-              <w:bottom w:w="100" w:type="dxa"/>
-              <w:end w:w="100" w:type="dxa"/>
-            </w:tcMar>
-          </w:tcPr>
-          <w:p/>
-        </w:tc>
       </w:tr>
     </w:tbl>
     <w:p>
       <w:pPr>
-        <w:pStyle w:val="Heading1"/>
+        <w:pStyle w:val="Heading2"/>
       </w:pPr>
       <w:r>
         <w:t>Solutions</w:t>
@@ -4022,7 +3051,7 @@
     </w:p>
     <w:p>
       <w:pPr>
-        <w:pStyle w:val="Heading1"/>
+        <w:pStyle w:val="Heading2"/>
       </w:pPr>
       <w:r>
         <w:t>Mastery checklist</w:t>
@@ -4070,7 +3099,7 @@
     </w:p>
     <w:p>
       <w:pPr>
-        <w:pStyle w:val="Heading1"/>
+        <w:pStyle w:val="Heading2"/>
       </w:pPr>
       <w:r>
         <w:t>Next lesson</w:t>
